--- a/03-peft-framework/notes/source_walkthrough.docx
+++ b/03-peft-framework/notes/source_walkthrough.docx
@@ -12,7 +12,7 @@
           <w:rFonts w:ascii="Times New Roman" w:hAnsi="Times New Roman" w:eastAsia="微软雅黑"/>
           <w:b/>
           <w:i w:val="0"/>
-          <w:color w:val="1F3964"/>
+          <w:color w:val="4E7EBA"/>
           <w:sz w:val="40"/>
         </w:rPr>
         <w:t>LLaMA-Factory 源码走读：一份 yaml 是怎么跑起来的</w:t>
@@ -206,7 +206,7 @@
           <w:rFonts w:ascii="Times New Roman" w:hAnsi="Times New Roman" w:eastAsia="微软雅黑"/>
           <w:b/>
           <w:i w:val="0"/>
-          <w:color w:val="1F3964"/>
+          <w:color w:val="4E7EBA"/>
           <w:sz w:val="32"/>
         </w:rPr>
         <w:t>📖 写在前面：为什么要读框架源码</w:t>
@@ -382,7 +382,7 @@
           <w:rFonts w:ascii="Times New Roman" w:hAnsi="Times New Roman" w:eastAsia="微软雅黑"/>
           <w:b/>
           <w:i w:val="0"/>
-          <w:color w:val="1F3964"/>
+          <w:color w:val="4E7EBA"/>
           <w:sz w:val="32"/>
         </w:rPr>
         <w:t>0. 一张总图：命令的生命周期</w:t>
@@ -624,7 +624,7 @@
           <w:rFonts w:ascii="Times New Roman" w:hAnsi="Times New Roman" w:eastAsia="微软雅黑"/>
           <w:b/>
           <w:i w:val="0"/>
-          <w:color w:val="1F3964"/>
+          <w:color w:val="4E7EBA"/>
           <w:sz w:val="32"/>
         </w:rPr>
         <w:t xml:space="preserve">1. 配置解析层 </w:t>
@@ -634,7 +634,7 @@
           <w:rFonts w:ascii="Consolas" w:hAnsi="Consolas" w:eastAsia="Consolas"/>
           <w:b/>
           <w:i w:val="0"/>
-          <w:color w:val="B03050"/>
+          <w:color w:val="4E7EBA"/>
           <w:sz w:val="31"/>
         </w:rPr>
         <w:t>hparams/</w:t>
@@ -644,7 +644,7 @@
           <w:rFonts w:ascii="Times New Roman" w:hAnsi="Times New Roman" w:eastAsia="微软雅黑"/>
           <w:b/>
           <w:i w:val="0"/>
-          <w:color w:val="1F3964"/>
+          <w:color w:val="4E7EBA"/>
           <w:sz w:val="32"/>
         </w:rPr>
         <w:t>：yaml 到 dataclass</w:t>
@@ -660,7 +660,7 @@
           <w:rFonts w:ascii="Times New Roman" w:hAnsi="Times New Roman" w:eastAsia="微软雅黑"/>
           <w:b/>
           <w:i w:val="0"/>
-          <w:color w:val="1F3964"/>
+          <w:color w:val="4E7EBA"/>
           <w:sz w:val="27"/>
         </w:rPr>
         <w:t>1.1 入口怎么找到这层</w:t>
@@ -1368,7 +1368,7 @@
           <w:rFonts w:ascii="Times New Roman" w:hAnsi="Times New Roman" w:eastAsia="微软雅黑"/>
           <w:b/>
           <w:i w:val="0"/>
-          <w:color w:val="1F3964"/>
+          <w:color w:val="4E7EBA"/>
           <w:sz w:val="27"/>
         </w:rPr>
         <w:t>1.2 读码重点</w:t>
@@ -1541,7 +1541,7 @@
           <w:rFonts w:ascii="Times New Roman" w:hAnsi="Times New Roman" w:eastAsia="微软雅黑"/>
           <w:b/>
           <w:i w:val="0"/>
-          <w:color w:val="1F3964"/>
+          <w:color w:val="4E7EBA"/>
           <w:sz w:val="32"/>
         </w:rPr>
         <w:t xml:space="preserve">2. 模型加载层 </w:t>
@@ -1551,7 +1551,7 @@
           <w:rFonts w:ascii="Consolas" w:hAnsi="Consolas" w:eastAsia="Consolas"/>
           <w:b/>
           <w:i w:val="0"/>
-          <w:color w:val="B03050"/>
+          <w:color w:val="4E7EBA"/>
           <w:sz w:val="31"/>
         </w:rPr>
         <w:t>model/</w:t>
@@ -1561,7 +1561,7 @@
           <w:rFonts w:ascii="Times New Roman" w:hAnsi="Times New Roman" w:eastAsia="微软雅黑"/>
           <w:b/>
           <w:i w:val="0"/>
-          <w:color w:val="1F3964"/>
+          <w:color w:val="4E7EBA"/>
           <w:sz w:val="32"/>
         </w:rPr>
         <w:t>：从基座到可训练模型</w:t>
@@ -1577,7 +1577,7 @@
           <w:rFonts w:ascii="Times New Roman" w:hAnsi="Times New Roman" w:eastAsia="微软雅黑"/>
           <w:b/>
           <w:i w:val="0"/>
-          <w:color w:val="1F3964"/>
+          <w:color w:val="4E7EBA"/>
           <w:sz w:val="27"/>
         </w:rPr>
         <w:t>2.1 加载顺序（关键）</w:t>
@@ -1776,7 +1776,7 @@
           <w:rFonts w:ascii="Times New Roman" w:hAnsi="Times New Roman" w:eastAsia="微软雅黑"/>
           <w:b/>
           <w:i w:val="0"/>
-          <w:color w:val="1F3964"/>
+          <w:color w:val="4E7EBA"/>
           <w:sz w:val="27"/>
         </w:rPr>
         <w:t>2.2 三个最值得读的点</w:t>
@@ -2024,7 +2024,7 @@
           <w:rFonts w:ascii="Times New Roman" w:hAnsi="Times New Roman" w:eastAsia="微软雅黑"/>
           <w:b/>
           <w:i w:val="0"/>
-          <w:color w:val="1F3964"/>
+          <w:color w:val="4E7EBA"/>
           <w:sz w:val="27"/>
         </w:rPr>
         <w:t>2.3 和本学习库 ② 的呼应</w:t>
@@ -2090,7 +2090,7 @@
           <w:rFonts w:ascii="Times New Roman" w:hAnsi="Times New Roman" w:eastAsia="微软雅黑"/>
           <w:b/>
           <w:i w:val="0"/>
-          <w:color w:val="1F3964"/>
+          <w:color w:val="4E7EBA"/>
           <w:sz w:val="32"/>
         </w:rPr>
         <w:t xml:space="preserve">3. 数据处理层 </w:t>
@@ -2100,7 +2100,7 @@
           <w:rFonts w:ascii="Consolas" w:hAnsi="Consolas" w:eastAsia="Consolas"/>
           <w:b/>
           <w:i w:val="0"/>
-          <w:color w:val="B03050"/>
+          <w:color w:val="4E7EBA"/>
           <w:sz w:val="31"/>
         </w:rPr>
         <w:t>data/</w:t>
@@ -2110,7 +2110,7 @@
           <w:rFonts w:ascii="Times New Roman" w:hAnsi="Times New Roman" w:eastAsia="微软雅黑"/>
           <w:b/>
           <w:i w:val="0"/>
-          <w:color w:val="1F3964"/>
+          <w:color w:val="4E7EBA"/>
           <w:sz w:val="32"/>
         </w:rPr>
         <w:t>：最容易出 bug 的一层</w:t>
@@ -2159,7 +2159,7 @@
           <w:rFonts w:ascii="Times New Roman" w:hAnsi="Times New Roman" w:eastAsia="微软雅黑"/>
           <w:b/>
           <w:i w:val="0"/>
-          <w:color w:val="1F3964"/>
+          <w:color w:val="4E7EBA"/>
           <w:sz w:val="27"/>
         </w:rPr>
         <w:t>3.1 流水线</w:t>
@@ -2296,7 +2296,7 @@
           <w:rFonts w:ascii="Times New Roman" w:hAnsi="Times New Roman" w:eastAsia="微软雅黑"/>
           <w:b/>
           <w:i w:val="0"/>
-          <w:color w:val="1F3964"/>
+          <w:color w:val="4E7EBA"/>
           <w:sz w:val="27"/>
         </w:rPr>
         <w:t>3.2 三个必须看懂的机制</w:t>
@@ -2535,7 +2535,7 @@
           <w:rFonts w:ascii="Times New Roman" w:hAnsi="Times New Roman" w:eastAsia="微软雅黑"/>
           <w:b/>
           <w:i w:val="0"/>
-          <w:color w:val="1F3964"/>
+          <w:color w:val="4E7EBA"/>
           <w:sz w:val="27"/>
         </w:rPr>
         <w:t>3.3 调试技巧</w:t>
@@ -2622,7 +2622,7 @@
           <w:rFonts w:ascii="Times New Roman" w:hAnsi="Times New Roman" w:eastAsia="微软雅黑"/>
           <w:b/>
           <w:i w:val="0"/>
-          <w:color w:val="1F3964"/>
+          <w:color w:val="4E7EBA"/>
           <w:sz w:val="32"/>
         </w:rPr>
         <w:t xml:space="preserve">4. 训练器层 </w:t>
@@ -2632,7 +2632,7 @@
           <w:rFonts w:ascii="Consolas" w:hAnsi="Consolas" w:eastAsia="Consolas"/>
           <w:b/>
           <w:i w:val="0"/>
-          <w:color w:val="B03050"/>
+          <w:color w:val="4E7EBA"/>
           <w:sz w:val="31"/>
         </w:rPr>
         <w:t>train/</w:t>
@@ -2642,7 +2642,7 @@
           <w:rFonts w:ascii="Times New Roman" w:hAnsi="Times New Roman" w:eastAsia="微软雅黑"/>
           <w:b/>
           <w:i w:val="0"/>
-          <w:color w:val="1F3964"/>
+          <w:color w:val="4E7EBA"/>
           <w:sz w:val="32"/>
         </w:rPr>
         <w:t>：stage 如何分派</w:t>
@@ -2658,7 +2658,7 @@
           <w:rFonts w:ascii="Times New Roman" w:hAnsi="Times New Roman" w:eastAsia="微软雅黑"/>
           <w:b/>
           <w:i w:val="0"/>
-          <w:color w:val="1F3964"/>
+          <w:color w:val="4E7EBA"/>
           <w:sz w:val="27"/>
         </w:rPr>
         <w:t>4.1 目录即 stage</w:t>
@@ -3155,7 +3155,7 @@
           <w:rFonts w:ascii="Times New Roman" w:hAnsi="Times New Roman" w:eastAsia="微软雅黑"/>
           <w:b/>
           <w:i w:val="0"/>
-          <w:color w:val="1F3964"/>
+          <w:color w:val="4E7EBA"/>
           <w:sz w:val="27"/>
         </w:rPr>
         <w:t>4.2 自定义 Trainer 都改了什么</w:t>
@@ -3334,7 +3334,7 @@
           <w:rFonts w:ascii="Times New Roman" w:hAnsi="Times New Roman" w:eastAsia="微软雅黑"/>
           <w:b/>
           <w:i w:val="0"/>
-          <w:color w:val="1F3964"/>
+          <w:color w:val="4E7EBA"/>
           <w:sz w:val="27"/>
         </w:rPr>
         <w:t xml:space="preserve">4.3 回调机制 </w:t>
@@ -3344,7 +3344,7 @@
           <w:rFonts w:ascii="Consolas" w:hAnsi="Consolas" w:eastAsia="Consolas"/>
           <w:b/>
           <w:i w:val="0"/>
-          <w:color w:val="B03050"/>
+          <w:color w:val="4E7EBA"/>
           <w:sz w:val="26"/>
         </w:rPr>
         <w:t>train/callbacks/</w:t>
@@ -3449,7 +3449,7 @@
           <w:rFonts w:ascii="Times New Roman" w:hAnsi="Times New Roman" w:eastAsia="微软雅黑"/>
           <w:b/>
           <w:i w:val="0"/>
-          <w:color w:val="1F3964"/>
+          <w:color w:val="4E7EBA"/>
           <w:sz w:val="32"/>
         </w:rPr>
         <w:t>5. 二次开发的三个标准切入点</w:t>
@@ -3802,7 +3802,7 @@
           <w:rFonts w:ascii="Times New Roman" w:hAnsi="Times New Roman" w:eastAsia="微软雅黑"/>
           <w:b/>
           <w:i w:val="0"/>
-          <w:color w:val="1F3964"/>
+          <w:color w:val="4E7EBA"/>
           <w:sz w:val="32"/>
         </w:rPr>
         <w:t>6. 建议的读码顺序（配合 ② 一起）</w:t>
@@ -4620,7 +4620,7 @@
       <w:rFonts w:asciiTheme="majorHAnsi" w:eastAsiaTheme="majorEastAsia" w:hAnsiTheme="majorHAnsi" w:cstheme="majorBidi" w:eastAsia="微软雅黑"/>
       <w:b/>
       <w:bCs/>
-      <w:color w:val="365F91" w:themeColor="accent1" w:themeShade="BF"/>
+      <w:color w:val="4E7EBA"/>
       <w:sz w:val="28"/>
       <w:szCs w:val="28"/>
     </w:rPr>
@@ -4644,7 +4644,7 @@
       <w:rFonts w:asciiTheme="majorHAnsi" w:eastAsiaTheme="majorEastAsia" w:hAnsiTheme="majorHAnsi" w:cstheme="majorBidi" w:eastAsia="微软雅黑"/>
       <w:b/>
       <w:bCs/>
-      <w:color w:val="4F81BD" w:themeColor="accent1"/>
+      <w:color w:val="4E7EBA"/>
       <w:sz w:val="26"/>
       <w:szCs w:val="26"/>
     </w:rPr>
@@ -4668,7 +4668,7 @@
       <w:rFonts w:asciiTheme="majorHAnsi" w:eastAsiaTheme="majorEastAsia" w:hAnsiTheme="majorHAnsi" w:cstheme="majorBidi" w:eastAsia="微软雅黑"/>
       <w:b/>
       <w:bCs/>
-      <w:color w:val="4F81BD" w:themeColor="accent1"/>
+      <w:color w:val="4E7EBA"/>
     </w:rPr>
   </w:style>
   <w:style w:type="paragraph" w:styleId="Heading4">
@@ -4693,7 +4693,7 @@
       <w:bCs/>
       <w:i/>
       <w:iCs/>
-      <w:color w:val="4F81BD" w:themeColor="accent1"/>
+      <w:color w:val="4E7EBA"/>
     </w:rPr>
   </w:style>
   <w:style w:type="paragraph" w:styleId="Heading5">
